--- a/plantillas/FUNCIONAMIENTO_1_ESTUDIOS_PREVIOS.docx
+++ b/plantillas/FUNCIONAMIENTO_1_ESTUDIOS_PREVIOS.docx
@@ -3359,14 +3359,12 @@
                 <w:rFonts w:ascii="Arial" w:eastAsia="Arial" w:hAnsi="Arial" w:cs="Arial"/>
               </w:rPr>
             </w:pPr>
-            <w:proofErr w:type="spellStart"/>
             <w:r>
               <w:rPr>
                 <w:rFonts w:ascii="Arial" w:eastAsia="Arial" w:hAnsi="Arial" w:cs="Arial"/>
               </w:rPr>
               <w:t>Perfil</w:t>
             </w:r>
-            <w:proofErr w:type="spellEnd"/>
           </w:p>
         </w:tc>
         <w:tc>
@@ -3713,28 +3711,12 @@
                 <w:rFonts w:ascii="Arial" w:eastAsia="Arial" w:hAnsi="Arial" w:cs="Arial"/>
               </w:rPr>
             </w:pPr>
-            <w:proofErr w:type="spellStart"/>
-            <w:r>
-              <w:rPr>
-                <w:rFonts w:ascii="Arial" w:eastAsia="Arial" w:hAnsi="Arial" w:cs="Arial"/>
-              </w:rPr>
-              <w:t>Código</w:t>
-            </w:r>
-            <w:proofErr w:type="spellEnd"/>
-            <w:r>
-              <w:rPr>
-                <w:rFonts w:ascii="Arial" w:eastAsia="Arial" w:hAnsi="Arial" w:cs="Arial"/>
-              </w:rPr>
-              <w:t xml:space="preserve"> </w:t>
-            </w:r>
-            <w:proofErr w:type="spellStart"/>
-            <w:r>
-              <w:rPr>
-                <w:rFonts w:ascii="Arial" w:eastAsia="Arial" w:hAnsi="Arial" w:cs="Arial"/>
-              </w:rPr>
-              <w:t>Completo</w:t>
-            </w:r>
-            <w:proofErr w:type="spellEnd"/>
+            <w:r>
+              <w:rPr>
+                <w:rFonts w:ascii="Arial" w:eastAsia="Arial" w:hAnsi="Arial" w:cs="Arial"/>
+              </w:rPr>
+              <w:t>Código Completo</w:t>
+            </w:r>
           </w:p>
         </w:tc>
         <w:tc>
@@ -3748,33 +3730,11 @@
                 <w:rFonts w:ascii="Arial" w:eastAsia="Arial" w:hAnsi="Arial" w:cs="Arial"/>
               </w:rPr>
             </w:pPr>
-            <w:proofErr w:type="spellStart"/>
-            <w:r>
-              <w:rPr>
-                <w:rFonts w:ascii="Arial" w:eastAsia="Arial" w:hAnsi="Arial" w:cs="Arial"/>
-              </w:rPr>
-              <w:t>Nombre</w:t>
-            </w:r>
-            <w:proofErr w:type="spellEnd"/>
-            <w:r>
-              <w:rPr>
-                <w:rFonts w:ascii="Arial" w:eastAsia="Arial" w:hAnsi="Arial" w:cs="Arial"/>
-              </w:rPr>
-              <w:t xml:space="preserve"> de la </w:t>
-            </w:r>
-            <w:proofErr w:type="spellStart"/>
-            <w:r>
-              <w:rPr>
-                <w:rFonts w:ascii="Arial" w:eastAsia="Arial" w:hAnsi="Arial" w:cs="Arial"/>
-              </w:rPr>
-              <w:t>Cuenta</w:t>
-            </w:r>
-            <w:proofErr w:type="spellEnd"/>
-            <w:r>
-              <w:rPr>
-                <w:rFonts w:ascii="Arial" w:eastAsia="Arial" w:hAnsi="Arial" w:cs="Arial"/>
-              </w:rPr>
-              <w:t xml:space="preserve"> </w:t>
+            <w:r>
+              <w:rPr>
+                <w:rFonts w:ascii="Arial" w:eastAsia="Arial" w:hAnsi="Arial" w:cs="Arial"/>
+              </w:rPr>
+              <w:t xml:space="preserve">Nombre de la Cuenta </w:t>
             </w:r>
           </w:p>
         </w:tc>
@@ -3789,19 +3749,11 @@
                 <w:rFonts w:ascii="Arial" w:eastAsia="Arial" w:hAnsi="Arial" w:cs="Arial"/>
               </w:rPr>
             </w:pPr>
-            <w:proofErr w:type="spellStart"/>
-            <w:r>
-              <w:rPr>
-                <w:rFonts w:ascii="Arial" w:eastAsia="Arial" w:hAnsi="Arial" w:cs="Arial"/>
-              </w:rPr>
-              <w:t>Clasificación</w:t>
-            </w:r>
-            <w:proofErr w:type="spellEnd"/>
-            <w:r>
-              <w:rPr>
-                <w:rFonts w:ascii="Arial" w:eastAsia="Arial" w:hAnsi="Arial" w:cs="Arial"/>
-              </w:rPr>
-              <w:t xml:space="preserve"> </w:t>
+            <w:r>
+              <w:rPr>
+                <w:rFonts w:ascii="Arial" w:eastAsia="Arial" w:hAnsi="Arial" w:cs="Arial"/>
+              </w:rPr>
+              <w:t xml:space="preserve">Clasificación </w:t>
             </w:r>
           </w:p>
         </w:tc>
@@ -3872,14 +3824,12 @@
                 <w:rFonts w:ascii="Arial" w:eastAsia="Arial" w:hAnsi="Arial" w:cs="Arial"/>
               </w:rPr>
             </w:pPr>
-            <w:proofErr w:type="spellStart"/>
             <w:r>
               <w:rPr>
                 <w:rFonts w:ascii="Arial" w:eastAsia="Arial" w:hAnsi="Arial" w:cs="Arial"/>
               </w:rPr>
               <w:t>Funcionamiento</w:t>
             </w:r>
-            <w:proofErr w:type="spellEnd"/>
           </w:p>
         </w:tc>
       </w:tr>
@@ -4024,28 +3974,12 @@
                 <w:rFonts w:ascii="Arial" w:eastAsia="Arial" w:hAnsi="Arial" w:cs="Arial"/>
               </w:rPr>
             </w:pPr>
-            <w:proofErr w:type="spellStart"/>
-            <w:r>
-              <w:rPr>
-                <w:rFonts w:ascii="Arial" w:eastAsia="Arial" w:hAnsi="Arial" w:cs="Arial"/>
-              </w:rPr>
-              <w:t>Código</w:t>
-            </w:r>
-            <w:proofErr w:type="spellEnd"/>
-            <w:r>
-              <w:rPr>
-                <w:rFonts w:ascii="Arial" w:eastAsia="Arial" w:hAnsi="Arial" w:cs="Arial"/>
-              </w:rPr>
-              <w:t xml:space="preserve"> </w:t>
-            </w:r>
-            <w:proofErr w:type="spellStart"/>
-            <w:r>
-              <w:rPr>
-                <w:rFonts w:ascii="Arial" w:eastAsia="Arial" w:hAnsi="Arial" w:cs="Arial"/>
-              </w:rPr>
-              <w:t>Completo</w:t>
-            </w:r>
-            <w:proofErr w:type="spellEnd"/>
+            <w:r>
+              <w:rPr>
+                <w:rFonts w:ascii="Arial" w:eastAsia="Arial" w:hAnsi="Arial" w:cs="Arial"/>
+              </w:rPr>
+              <w:t>Código Completo</w:t>
+            </w:r>
           </w:p>
         </w:tc>
         <w:tc>
@@ -4059,33 +3993,11 @@
                 <w:rFonts w:ascii="Arial" w:eastAsia="Arial" w:hAnsi="Arial" w:cs="Arial"/>
               </w:rPr>
             </w:pPr>
-            <w:proofErr w:type="spellStart"/>
-            <w:r>
-              <w:rPr>
-                <w:rFonts w:ascii="Arial" w:eastAsia="Arial" w:hAnsi="Arial" w:cs="Arial"/>
-              </w:rPr>
-              <w:t>Nombre</w:t>
-            </w:r>
-            <w:proofErr w:type="spellEnd"/>
-            <w:r>
-              <w:rPr>
-                <w:rFonts w:ascii="Arial" w:eastAsia="Arial" w:hAnsi="Arial" w:cs="Arial"/>
-              </w:rPr>
-              <w:t xml:space="preserve"> de la </w:t>
-            </w:r>
-            <w:proofErr w:type="spellStart"/>
-            <w:r>
-              <w:rPr>
-                <w:rFonts w:ascii="Arial" w:eastAsia="Arial" w:hAnsi="Arial" w:cs="Arial"/>
-              </w:rPr>
-              <w:t>Cuenta</w:t>
-            </w:r>
-            <w:proofErr w:type="spellEnd"/>
-            <w:r>
-              <w:rPr>
-                <w:rFonts w:ascii="Arial" w:eastAsia="Arial" w:hAnsi="Arial" w:cs="Arial"/>
-              </w:rPr>
-              <w:t xml:space="preserve"> </w:t>
+            <w:r>
+              <w:rPr>
+                <w:rFonts w:ascii="Arial" w:eastAsia="Arial" w:hAnsi="Arial" w:cs="Arial"/>
+              </w:rPr>
+              <w:t xml:space="preserve">Nombre de la Cuenta </w:t>
             </w:r>
           </w:p>
         </w:tc>
@@ -4100,14 +4012,12 @@
                 <w:rFonts w:ascii="Arial" w:eastAsia="Arial" w:hAnsi="Arial" w:cs="Arial"/>
               </w:rPr>
             </w:pPr>
-            <w:proofErr w:type="spellStart"/>
             <w:r>
               <w:rPr>
                 <w:rFonts w:ascii="Arial" w:eastAsia="Arial" w:hAnsi="Arial" w:cs="Arial"/>
               </w:rPr>
               <w:t>Clasificación</w:t>
             </w:r>
-            <w:proofErr w:type="spellEnd"/>
           </w:p>
         </w:tc>
       </w:tr>
@@ -4145,19 +4055,11 @@
                 <w:rFonts w:ascii="Arial" w:eastAsia="Arial" w:hAnsi="Arial" w:cs="Arial"/>
               </w:rPr>
             </w:pPr>
-            <w:proofErr w:type="spellStart"/>
-            <w:r>
-              <w:rPr>
-                <w:rFonts w:ascii="Arial" w:eastAsia="Arial" w:hAnsi="Arial" w:cs="Arial"/>
-              </w:rPr>
-              <w:t>Servicios</w:t>
-            </w:r>
-            <w:proofErr w:type="spellEnd"/>
-            <w:r>
-              <w:rPr>
-                <w:rFonts w:ascii="Arial" w:eastAsia="Arial" w:hAnsi="Arial" w:cs="Arial"/>
-              </w:rPr>
-              <w:t xml:space="preserve"> de la Construcción </w:t>
+            <w:r>
+              <w:rPr>
+                <w:rFonts w:ascii="Arial" w:eastAsia="Arial" w:hAnsi="Arial" w:cs="Arial"/>
+              </w:rPr>
+              <w:t xml:space="preserve">Servicios de la Construcción </w:t>
             </w:r>
           </w:p>
         </w:tc>
@@ -5324,8 +5226,16 @@
           <w:rFonts w:ascii="Arial" w:eastAsia="Arial" w:hAnsi="Arial" w:cs="Arial"/>
         </w:rPr>
         <w:lastRenderedPageBreak/>
+        <w:t>{{OCULTAR_SI_NO_ES_PAA}}</w:t>
+      </w:r>
+      <w:r>
+        <w:rPr>
+          <w:rFonts w:ascii="Arial" w:eastAsia="Arial" w:hAnsi="Arial" w:cs="Arial"/>
+        </w:rPr>
         <w:t>El Plan Anual de Adquisiciones de la Entidad no ha sido publicado, por no haberse vencido los términos legales establecidos en la Circular Externa Única de Colombia Compra Eficiente Versión 02 del 15 de julio de 2022, página 26 apartado 5.6 Publicación del Plan Anual de Adquisiciones: Las Entidades Estatales deben publicar el Plan Anual de Adquisiciones en el SECOP a más tardar el 31 de enero de cada año, identificando los bienes y servicios con el Clasificador de Bienes y Servicios de Naciones Unidas (UNSPSC).</w:t>
       </w:r>
+      <w:bookmarkStart w:id="3" w:name="_GoBack"/>
+      <w:bookmarkEnd w:id="3"/>
     </w:p>
     <w:p>
       <w:pPr>
@@ -8137,27 +8047,7 @@
                 <w:sz w:val="20"/>
                 <w:szCs w:val="20"/>
               </w:rPr>
-              <w:t xml:space="preserve">72 </w:t>
-            </w:r>
-            <w:proofErr w:type="spellStart"/>
-            <w:r>
-              <w:rPr>
-                <w:rFonts w:ascii="Arial" w:eastAsia="Arial" w:hAnsi="Arial" w:cs="Arial"/>
-                <w:color w:val="000000"/>
-                <w:sz w:val="20"/>
-                <w:szCs w:val="20"/>
-              </w:rPr>
-              <w:t>meses</w:t>
-            </w:r>
-            <w:proofErr w:type="spellEnd"/>
-            <w:r>
-              <w:rPr>
-                <w:rFonts w:ascii="Arial" w:eastAsia="Arial" w:hAnsi="Arial" w:cs="Arial"/>
-                <w:color w:val="000000"/>
-                <w:sz w:val="20"/>
-                <w:szCs w:val="20"/>
-              </w:rPr>
-              <w:t xml:space="preserve"> de experiencia profesional</w:t>
+              <w:t>72 meses de experiencia profesional</w:t>
             </w:r>
           </w:p>
         </w:tc>
@@ -11405,8 +11295,8 @@
           <w:rFonts w:ascii="Arial" w:eastAsia="Arial" w:hAnsi="Arial" w:cs="Arial"/>
         </w:rPr>
       </w:pPr>
-      <w:bookmarkStart w:id="3" w:name="_heading=h.r3dr7nhpwojl" w:colFirst="0" w:colLast="0"/>
-      <w:bookmarkEnd w:id="3"/>
+      <w:bookmarkStart w:id="4" w:name="_heading=h.r3dr7nhpwojl" w:colFirst="0" w:colLast="0"/>
+      <w:bookmarkEnd w:id="4"/>
       <w:r>
         <w:rPr>
           <w:rFonts w:ascii="Arial" w:eastAsia="Arial" w:hAnsi="Arial" w:cs="Arial"/>
@@ -14244,14 +14134,12 @@
                 <w:rFonts w:ascii="Arial" w:eastAsia="Arial" w:hAnsi="Arial" w:cs="Arial"/>
               </w:rPr>
             </w:pPr>
-            <w:proofErr w:type="spellStart"/>
             <w:r>
               <w:rPr>
                 <w:rFonts w:ascii="Arial" w:eastAsia="Arial" w:hAnsi="Arial" w:cs="Arial"/>
               </w:rPr>
               <w:t>Supervisión</w:t>
             </w:r>
-            <w:proofErr w:type="spellEnd"/>
           </w:p>
         </w:tc>
         <w:tc>
@@ -14311,14 +14199,12 @@
                 <w:rFonts w:ascii="Arial" w:eastAsia="Arial" w:hAnsi="Arial" w:cs="Arial"/>
               </w:rPr>
             </w:pPr>
-            <w:proofErr w:type="spellStart"/>
             <w:r>
               <w:rPr>
                 <w:rFonts w:ascii="Arial" w:eastAsia="Arial" w:hAnsi="Arial" w:cs="Arial"/>
               </w:rPr>
               <w:t>Interventoría</w:t>
             </w:r>
-            <w:proofErr w:type="spellEnd"/>
           </w:p>
         </w:tc>
         <w:tc>
@@ -14860,8 +14746,6 @@
           <w:szCs w:val="16"/>
         </w:rPr>
       </w:pPr>
-      <w:bookmarkStart w:id="4" w:name="_GoBack"/>
-      <w:bookmarkEnd w:id="4"/>
     </w:p>
     <w:p>
       <w:pPr>
@@ -15136,7 +15020,7 @@
         <w:sz w:val="16"/>
         <w:szCs w:val="16"/>
       </w:rPr>
-      <w:t>25</w:t>
+      <w:t>11</w:t>
     </w:r>
     <w:r>
       <w:rPr>
@@ -20874,7 +20758,7 @@
   <a:extraClrSchemeLst/>
   <a:extLst>
     <a:ext uri="{05A4C25C-085E-4340-85A3-A5531E510DB2}">
-      <thm15:themeFamily xmlns="" xmlns:thm15="http://schemas.microsoft.com/office/thememl/2012/main" name="Office Theme" id="{62F939B6-93AF-4DB8-9C6B-D6C7DFDC589F}" vid="{4A3C46E8-61CC-4603-A589-7422A47A8E4A}"/>
+      <thm15:themeFamily xmlns:thm15="http://schemas.microsoft.com/office/thememl/2012/main" xmlns="" name="Office Theme" id="{62F939B6-93AF-4DB8-9C6B-D6C7DFDC589F}" vid="{4A3C46E8-61CC-4603-A589-7422A47A8E4A}"/>
     </a:ext>
   </a:extLst>
 </a:theme>
@@ -20900,7 +20784,7 @@
 </file>
 
 <file path=customXml/itemProps2.xml><?xml version="1.0" encoding="utf-8"?>
-<ds:datastoreItem xmlns:ds="http://schemas.openxmlformats.org/officeDocument/2006/customXml" ds:itemID="{AB3721AB-943E-4974-A299-5083453149E1}">
+<ds:datastoreItem xmlns:ds="http://schemas.openxmlformats.org/officeDocument/2006/customXml" ds:itemID="{ACA37E67-E8BD-49B6-98AF-8DA48F2DB0C5}">
   <ds:schemaRefs>
     <ds:schemaRef ds:uri="http://schemas.openxmlformats.org/officeDocument/2006/bibliography"/>
   </ds:schemaRefs>

--- a/plantillas/FUNCIONAMIENTO_1_ESTUDIOS_PREVIOS.docx
+++ b/plantillas/FUNCIONAMIENTO_1_ESTUDIOS_PREVIOS.docx
@@ -1123,62 +1123,12 @@
           <w:rFonts w:ascii="Arial" w:eastAsia="Arial" w:hAnsi="Arial" w:cs="Arial"/>
         </w:rPr>
         <w:tab/>
-        <w:t>_</w:t>
-      </w:r>
-      <w:r>
-        <w:rPr>
-          <w:rFonts w:ascii="Arial" w:eastAsia="Arial" w:hAnsi="Arial" w:cs="Arial"/>
-        </w:rPr>
-        <w:fldChar w:fldCharType="begin"/>
-      </w:r>
-      <w:r>
-        <w:rPr>
-          <w:rFonts w:ascii="Arial" w:eastAsia="Arial" w:hAnsi="Arial" w:cs="Arial"/>
-        </w:rPr>
-        <w:instrText xml:space="preserve"> MERGEFIELD Profesional </w:instrText>
-      </w:r>
-      <w:r>
-        <w:rPr>
-          <w:rFonts w:ascii="Arial" w:eastAsia="Arial" w:hAnsi="Arial" w:cs="Arial"/>
-        </w:rPr>
-        <w:fldChar w:fldCharType="end"/>
-      </w:r>
-      <w:r>
-        <w:rPr>
-          <w:rFonts w:ascii="Arial" w:eastAsia="Arial" w:hAnsi="Arial" w:cs="Arial"/>
-        </w:rPr>
-        <w:fldChar w:fldCharType="begin"/>
-      </w:r>
-      <w:r>
-        <w:rPr>
-          <w:rFonts w:ascii="Arial" w:eastAsia="Arial" w:hAnsi="Arial" w:cs="Arial"/>
-        </w:rPr>
-        <w:instrText xml:space="preserve"> MERGEFIELD Apoyo_a_la_gestión </w:instrText>
-      </w:r>
-      <w:r>
-        <w:rPr>
-          <w:rFonts w:ascii="Arial" w:eastAsia="Arial" w:hAnsi="Arial" w:cs="Arial"/>
-        </w:rPr>
-        <w:fldChar w:fldCharType="separate"/>
-      </w:r>
-      <w:r>
-        <w:rPr>
-          <w:rFonts w:ascii="Arial" w:eastAsia="Arial" w:hAnsi="Arial" w:cs="Arial"/>
-          <w:noProof/>
-        </w:rPr>
-        <w:t>X</w:t>
-      </w:r>
-      <w:r>
-        <w:rPr>
-          <w:rFonts w:ascii="Arial" w:eastAsia="Arial" w:hAnsi="Arial" w:cs="Arial"/>
-        </w:rPr>
-        <w:fldChar w:fldCharType="end"/>
-      </w:r>
-      <w:r>
-        <w:rPr>
-          <w:rFonts w:ascii="Arial" w:eastAsia="Arial" w:hAnsi="Arial" w:cs="Arial"/>
-        </w:rPr>
-        <w:t>___</w:t>
+      </w:r>
+      <w:r>
+        <w:rPr>
+          <w:rFonts w:ascii="Arial" w:eastAsia="Arial" w:hAnsi="Arial" w:cs="Arial"/>
+        </w:rPr>
+        <w:t>_{{ MARCA_PROFESIONAL}} ___</w:t>
       </w:r>
     </w:p>
     <w:p>
@@ -1215,44 +1165,12 @@
           <w:rFonts w:ascii="Arial" w:eastAsia="Arial" w:hAnsi="Arial" w:cs="Arial"/>
         </w:rPr>
         <w:tab/>
-        <w:t>_</w:t>
-      </w:r>
-      <w:r>
-        <w:rPr>
-          <w:rFonts w:ascii="Arial" w:eastAsia="Arial" w:hAnsi="Arial" w:cs="Arial"/>
-        </w:rPr>
-        <w:fldChar w:fldCharType="begin"/>
-      </w:r>
-      <w:r>
-        <w:rPr>
-          <w:rFonts w:ascii="Arial" w:eastAsia="Arial" w:hAnsi="Arial" w:cs="Arial"/>
-        </w:rPr>
-        <w:instrText xml:space="preserve"> MERGEFIELD Apoyo_a_la_gestión </w:instrText>
-      </w:r>
-      <w:r>
-        <w:rPr>
-          <w:rFonts w:ascii="Arial" w:eastAsia="Arial" w:hAnsi="Arial" w:cs="Arial"/>
-        </w:rPr>
-        <w:fldChar w:fldCharType="separate"/>
-      </w:r>
-      <w:r>
-        <w:rPr>
-          <w:rFonts w:ascii="Arial" w:eastAsia="Arial" w:hAnsi="Arial" w:cs="Arial"/>
-          <w:noProof/>
-        </w:rPr>
-        <w:t>X</w:t>
-      </w:r>
-      <w:r>
-        <w:rPr>
-          <w:rFonts w:ascii="Arial" w:eastAsia="Arial" w:hAnsi="Arial" w:cs="Arial"/>
-        </w:rPr>
-        <w:fldChar w:fldCharType="end"/>
-      </w:r>
-      <w:r>
-        <w:rPr>
-          <w:rFonts w:ascii="Arial" w:eastAsia="Arial" w:hAnsi="Arial" w:cs="Arial"/>
-        </w:rPr>
-        <w:t>___</w:t>
+      </w:r>
+      <w:r>
+        <w:rPr>
+          <w:rFonts w:ascii="Arial" w:eastAsia="Arial" w:hAnsi="Arial" w:cs="Arial"/>
+        </w:rPr>
+        <w:t>_{{MARCA_APOYO}}_</w:t>
       </w:r>
     </w:p>
     <w:p>
@@ -1683,7 +1601,7 @@
           <w:sz w:val="20"/>
           <w:szCs w:val="20"/>
         </w:rPr>
-        <w:t xml:space="preserve">“(…) Son fines esenciales del estado: servir a la comunidad, promover la prosperidad general y garantizar la efectividad de los principios, derechos y deberes consagrados en la Constitución; facilitar la participación de todos en las decisiones que los afectan y en la vida económica, política, administrativa y cultural de la Nación; defender </w:t>
+        <w:t xml:space="preserve">“(…) Son fines esenciales del estado: servir a la comunidad, promover la prosperidad general y garantizar la efectividad de los principios, derechos y deberes consagrados en la Constitución; facilitar la participación de todos en las </w:t>
       </w:r>
       <w:r>
         <w:rPr>
@@ -1692,7 +1610,7 @@
           <w:szCs w:val="20"/>
         </w:rPr>
         <w:lastRenderedPageBreak/>
-        <w:t>la independencia nacional, mantener la integridad territorial y asegurar la convivencia pacífica y la vigencia de un orden justo.(...)</w:t>
+        <w:t>decisiones que los afectan y en la vida económica, política, administrativa y cultural de la Nación; defender la independencia nacional, mantener la integridad territorial y asegurar la convivencia pacífica y la vigencia de un orden justo.(...)</w:t>
       </w:r>
       <w:r>
         <w:rPr>
@@ -1851,7 +1769,14 @@
         <w:rPr>
           <w:rFonts w:ascii="Arial" w:eastAsia="Arial" w:hAnsi="Arial" w:cs="Arial"/>
         </w:rPr>
-        <w:t xml:space="preserve">Dando cumplimiento a lo establecido en el artículo 2.2.1.1.2.1.1 del Decreto 1082 de 2015, “Por medio del cual se expide el Decreto Único Reglamentario del Sector Administrativo de Planeación Nacional”, se procede consolidar en el presente documento  los estudios previos en el cual se determinan la oportunidad y la conveniencia de la celebración de un contrato de prestación de servicios profesionales y/o de apoyo a la gestión y se establecen las condiciones y especificaciones técnicas del contrato a suscribir. </w:t>
+        <w:t xml:space="preserve">Dando cumplimiento a lo establecido en el artículo 2.2.1.1.2.1.1 del Decreto 1082 de 2015, “Por medio del cual se expide el Decreto Único Reglamentario del Sector Administrativo de Planeación Nacional”, se procede consolidar en el presente documento  los estudios previos en el cual se determinan la oportunidad y la conveniencia de la celebración de un contrato de prestación de servicios profesionales </w:t>
+      </w:r>
+      <w:r>
+        <w:rPr>
+          <w:rFonts w:ascii="Arial" w:eastAsia="Arial" w:hAnsi="Arial" w:cs="Arial"/>
+        </w:rPr>
+        <w:lastRenderedPageBreak/>
+        <w:t xml:space="preserve">y/o de apoyo a la gestión y se establecen las condiciones y especificaciones técnicas del contrato a suscribir. </w:t>
       </w:r>
     </w:p>
     <w:p>
@@ -2135,6 +2060,7 @@
           <w:sz w:val="20"/>
           <w:szCs w:val="20"/>
         </w:rPr>
+        <w:lastRenderedPageBreak/>
         <w:t xml:space="preserve">Proponer y/o estudiar esquemas y marcos normativos que procuren por la juridicidad, la prevención del daño antijurídico y la consecución de los fines de la organización estatal por parte de la Administración Municipal. </w:t>
       </w:r>
     </w:p>
@@ -2166,7 +2092,6 @@
           <w:sz w:val="20"/>
           <w:szCs w:val="20"/>
         </w:rPr>
-        <w:lastRenderedPageBreak/>
         <w:t xml:space="preserve">Gestionar el uso y la aplicación de los sistemas de información jurídica. </w:t>
       </w:r>
     </w:p>
@@ -2670,6 +2595,7 @@
           <w:sz w:val="20"/>
           <w:szCs w:val="20"/>
         </w:rPr>
+        <w:lastRenderedPageBreak/>
         <w:t>Certificar la vigencia normativa sobre los decretos, resoluciones, directivas y circulares proferidos por el Alcaide Municipal, siempre que esta competencia no corresponda a otra autoridad.</w:t>
       </w:r>
     </w:p>
@@ -2734,7 +2660,6 @@
           <w:sz w:val="20"/>
           <w:szCs w:val="20"/>
         </w:rPr>
-        <w:lastRenderedPageBreak/>
         <w:t>Impartir directrices que tengan por objeto prevenir el daño antijurídico con fundamento en las políticas y decisiones del Comité de Conciliación y Defensa Judicial.</w:t>
       </w:r>
     </w:p>
@@ -3271,15 +3196,7 @@
           <w:rFonts w:ascii="Arial" w:eastAsia="Arial" w:hAnsi="Arial" w:cs="Arial"/>
           <w:noProof/>
         </w:rPr>
-        <w:t xml:space="preserve">1. Brindar apoyo al profesional universitario y coordinador responsables del seguimiento y control de las acciones constitucionales en contra del Distrito Especial de Santiago de Cali o en las que haya sido vinculado. 2. Brindar apoyo en la alimentación y diligenciamiento de la herramienta de control y seguimiento de las acciones </w:t>
-      </w:r>
-      <w:r>
-        <w:rPr>
-          <w:rFonts w:ascii="Arial" w:eastAsia="Arial" w:hAnsi="Arial" w:cs="Arial"/>
-          <w:noProof/>
-        </w:rPr>
-        <w:lastRenderedPageBreak/>
-        <w:t>constitucionales. 3. Asistir a las mesas técnicas que sean convocadas para el control de las acciones constitucionales en contra del Distrito Especial de Santiago de Cali o en las que haya sido vinculado. 4. Brindar apoyo en la creación, digitación, actualización y depuración de las acciones constitucionales en contra del Distrito Especial de Santiago de Cali o en las que haya sido vinculado en el sistema de información de procesos judiciales del organismo, cuando sea necesario. 5. Atender las demás solicitudes que realice el (la) Director (a) del el Departamento Administrativo de Gestión Jurídica Pública o el supervisor, relacionadas con el objeto del contrato.</w:t>
+        <w:t>{{ACTIVIDADES_CONTRACTUALES}}</w:t>
       </w:r>
       <w:r>
         <w:rPr>
@@ -3287,6 +3204,14 @@
         </w:rPr>
         <w:fldChar w:fldCharType="end"/>
       </w:r>
+    </w:p>
+    <w:p>
+      <w:pPr>
+        <w:jc w:val="both"/>
+        <w:rPr>
+          <w:rFonts w:ascii="Arial" w:eastAsia="Arial" w:hAnsi="Arial" w:cs="Arial"/>
+        </w:rPr>
+      </w:pPr>
     </w:p>
     <w:p>
       <w:pPr>
@@ -3478,7 +3403,7 @@
           <w:rFonts w:ascii="Arial" w:eastAsia="Arial" w:hAnsi="Arial" w:cs="Arial"/>
           <w:color w:val="000000"/>
         </w:rPr>
-        <w:t xml:space="preserve"> del 3 de enero de 2026.</w:t>
+        <w:t>.</w:t>
       </w:r>
     </w:p>
     <w:p>
@@ -3589,7 +3514,14 @@
         <w:rPr>
           <w:rFonts w:ascii="Arial" w:eastAsia="Arial" w:hAnsi="Arial" w:cs="Arial"/>
         </w:rPr>
-        <w:t>“El Alcalde de Santiago de Cali tiene capacidad para celebrar conforme a las normas legales vigentes con cargo a las apropiaciones presupuestales de cada vigencia, todo tipo de contratos, generales y especiales, incluidos los comodatos, convenios interadministrativos, convenios de asociación, sustitución de activos, necesarios para Ia debida ejecución del Plan de Desarrollo, Plan de Ordenamiento Territorial, Plan Operativo Anual de inversiones y en general toda clase de obligación que demande Ia buena marcha de Ia Administración Municipal(…)”.</w:t>
+        <w:t xml:space="preserve">“El Alcalde de Santiago de Cali tiene capacidad para celebrar conforme a las normas legales vigentes con cargo a las apropiaciones presupuestales de cada vigencia, todo tipo de contratos, generales y especiales, incluidos los comodatos, convenios </w:t>
+      </w:r>
+      <w:r>
+        <w:rPr>
+          <w:rFonts w:ascii="Arial" w:eastAsia="Arial" w:hAnsi="Arial" w:cs="Arial"/>
+        </w:rPr>
+        <w:lastRenderedPageBreak/>
+        <w:t>interadministrativos, convenios de asociación, sustitución de activos, necesarios para Ia debida ejecución del Plan de Desarrollo, Plan de Ordenamiento Territorial, Plan Operativo Anual de inversiones y en general toda clase de obligación que demande Ia buena marcha de Ia Administración Municipal(…)”.</w:t>
       </w:r>
     </w:p>
     <w:p>
@@ -3777,7 +3709,6 @@
               <w:rPr>
                 <w:rFonts w:ascii="Arial" w:eastAsia="Arial" w:hAnsi="Arial" w:cs="Arial"/>
               </w:rPr>
-              <w:lastRenderedPageBreak/>
               <w:t>2.</w:t>
             </w:r>
             <w:r>
@@ -3927,6 +3858,7 @@
         <w:rPr>
           <w:rFonts w:ascii="Arial" w:eastAsia="Arial" w:hAnsi="Arial" w:cs="Arial"/>
         </w:rPr>
+        <w:lastRenderedPageBreak/>
         <w:t>En este mismo sentido, el artículo segundo del Decreto anteriormente citado otorga atribuciones a los mismos sujetos, en las mismas condiciones para suscribir todos los actos y documentos pre contractuales, contractuales y poscontractuales de los contratos de prestación de servicios profesionales y de apoyo a la gestión, cuya fuente de financiación sean gastos de inversión con las siguientes Posiciones Presupuestales - POSPRE:</w:t>
       </w:r>
     </w:p>
@@ -4282,29 +4214,29 @@
           <w:rFonts w:ascii="Arial" w:eastAsia="Arial" w:hAnsi="Arial" w:cs="Arial"/>
           <w:color w:val="000000"/>
         </w:rPr>
+        <w:t>Mediante Decreto No. 4112.010.20.1049 del 17 de diciembre de 2025, el Alcalde Distrital expidió el presupuesto General de Rentas y Recursos de Capital y apropiaciones presupuestales para gastos de Santiago de Cali para la vigencia comprendida entre el 01 de enero y 31 de diciembre del año 2026, el cual se liquidó a través del Decreto No. 4112.010.20.1069 de diciembre 23 de 2025.</w:t>
+      </w:r>
+    </w:p>
+    <w:p>
+      <w:pPr>
+        <w:jc w:val="both"/>
+        <w:rPr>
+          <w:rFonts w:ascii="Arial" w:eastAsia="Arial" w:hAnsi="Arial" w:cs="Arial"/>
+        </w:rPr>
+      </w:pPr>
+    </w:p>
+    <w:p>
+      <w:pPr>
+        <w:jc w:val="both"/>
+        <w:rPr>
+          <w:rFonts w:ascii="Arial" w:eastAsia="Arial" w:hAnsi="Arial" w:cs="Arial"/>
+        </w:rPr>
+      </w:pPr>
+      <w:r>
+        <w:rPr>
+          <w:rFonts w:ascii="Arial" w:eastAsia="Arial" w:hAnsi="Arial" w:cs="Arial"/>
+        </w:rPr>
         <w:lastRenderedPageBreak/>
-        <w:t>Mediante Decreto No. 4112.010.20.1049 del 17 de diciembre de 2025, el Alcalde Distrital expidió el presupuesto General de Rentas y Recursos de Capital y apropiaciones presupuestales para gastos de Santiago de Cali para la vigencia comprendida entre el 01 de enero y 31 de diciembre del año 2026, el cual se liquidó a través del Decreto No. 4112.010.20.1069 de diciembre 23 de 2025.</w:t>
-      </w:r>
-    </w:p>
-    <w:p>
-      <w:pPr>
-        <w:jc w:val="both"/>
-        <w:rPr>
-          <w:rFonts w:ascii="Arial" w:eastAsia="Arial" w:hAnsi="Arial" w:cs="Arial"/>
-        </w:rPr>
-      </w:pPr>
-    </w:p>
-    <w:p>
-      <w:pPr>
-        <w:jc w:val="both"/>
-        <w:rPr>
-          <w:rFonts w:ascii="Arial" w:eastAsia="Arial" w:hAnsi="Arial" w:cs="Arial"/>
-        </w:rPr>
-      </w:pPr>
-      <w:r>
-        <w:rPr>
-          <w:rFonts w:ascii="Arial" w:eastAsia="Arial" w:hAnsi="Arial" w:cs="Arial"/>
-        </w:rPr>
         <w:t>La presente contratación deberá regirse por el Decreto N° 411.0.20.0956 de diciembre 13 de 2023, mediante el cual se adoptó el Manual de Contratación de la Administración Central de Santiago de Cali y sus Anexos, así como las disposiciones que lo modifiquen, adicionen o complementen, siguiendo los parámetros previstos por Colombia Compra Eficiente en virtud de las facultades conferidas por el Decreto 1082 de 2015.</w:t>
       </w:r>
     </w:p>
@@ -5225,7 +5157,6 @@
         <w:rPr>
           <w:rFonts w:ascii="Arial" w:eastAsia="Arial" w:hAnsi="Arial" w:cs="Arial"/>
         </w:rPr>
-        <w:lastRenderedPageBreak/>
         <w:t>{{OCULTAR_SI_NO_ES_PAA}}</w:t>
       </w:r>
       <w:r>
@@ -5252,6 +5183,7 @@
           <w:b w:val="0"/>
           <w:bCs w:val="0"/>
         </w:rPr>
+        <w:lastRenderedPageBreak/>
         <w:t>ESTUDIO DEL SECTOR</w:t>
       </w:r>
     </w:p>
@@ -6773,53 +6705,53 @@
           <w:rFonts w:ascii="Arial" w:eastAsia="Arial" w:hAnsi="Arial" w:cs="Arial"/>
           <w:color w:val="000000"/>
         </w:rPr>
-        <w:t xml:space="preserve">El Departamento Administrativo de Gestión Jurídica Pública identificó que el sector relativo al objeto del presente proceso de contratación está integrado por el conjunto de personas naturales y/o jurídicas que prestan sus servicios a las entidades del Estado. El mercado colombiano cuenta con una oferta amplia de personas naturales y/o jurídicas </w:t>
-      </w:r>
-      <w:r>
+        <w:t>El Departamento Administrativo de Gestión Jurídica Pública identificó que el sector relativo al objeto del presente proceso de contratación está integrado por el conjunto de personas naturales y/o jurídicas que prestan sus servicios a las entidades del Estado. El mercado colombiano cuenta con una oferta amplia de personas naturales y/o jurídicas que prestan sus servicios en diferentes asuntos que apoyan el funcionamiento de las entidades públicas. El perfil del posible contratista se define por el conocimiento previo, la formación académica y la experiencia relacionada directamente con el objeto de la presente contratación.</w:t>
+      </w:r>
+    </w:p>
+    <w:p>
+      <w:pPr>
+        <w:jc w:val="both"/>
         <w:rPr>
           <w:rFonts w:ascii="Arial" w:eastAsia="Arial" w:hAnsi="Arial" w:cs="Arial"/>
           <w:color w:val="000000"/>
         </w:rPr>
+      </w:pPr>
+    </w:p>
+    <w:p>
+      <w:pPr>
+        <w:jc w:val="both"/>
+        <w:rPr>
+          <w:rFonts w:ascii="Arial" w:eastAsia="Arial" w:hAnsi="Arial" w:cs="Arial"/>
+          <w:color w:val="000000"/>
+        </w:rPr>
+      </w:pPr>
+      <w:r>
+        <w:rPr>
+          <w:rFonts w:ascii="Arial" w:eastAsia="Arial" w:hAnsi="Arial" w:cs="Arial"/>
+          <w:color w:val="000000"/>
+        </w:rPr>
+        <w:t>Para determinar el valor estimado del contrato de conformidad con las actividades encaminadas al cumplimiento del mismo, se ha tomado como base y referencia los valores promedios de contrataciones anteriores</w:t>
+      </w:r>
+      <w:r>
+        <w:rPr>
+          <w:rFonts w:ascii="Arial" w:eastAsia="Arial" w:hAnsi="Arial" w:cs="Arial"/>
+        </w:rPr>
+        <w:t xml:space="preserve"> y especialmente</w:t>
+      </w:r>
+      <w:r>
+        <w:rPr>
+          <w:rFonts w:ascii="Arial" w:eastAsia="Arial" w:hAnsi="Arial" w:cs="Arial"/>
+          <w:color w:val="000000"/>
+        </w:rPr>
+        <w:t xml:space="preserve"> la Circular </w:t>
+      </w:r>
+      <w:r>
+        <w:rPr>
+          <w:rFonts w:ascii="Arial" w:eastAsia="Arial" w:hAnsi="Arial" w:cs="Arial"/>
+          <w:color w:val="000000"/>
+        </w:rPr>
         <w:lastRenderedPageBreak/>
-        <w:t>que prestan sus servicios en diferentes asuntos que apoyan el funcionamiento de las entidades públicas. El perfil del posible contratista se define por el conocimiento previo, la formación académica y la experiencia relacionada directamente con el objeto de la presente contratación.</w:t>
-      </w:r>
-    </w:p>
-    <w:p>
-      <w:pPr>
-        <w:jc w:val="both"/>
-        <w:rPr>
-          <w:rFonts w:ascii="Arial" w:eastAsia="Arial" w:hAnsi="Arial" w:cs="Arial"/>
-          <w:color w:val="000000"/>
-        </w:rPr>
-      </w:pPr>
-    </w:p>
-    <w:p>
-      <w:pPr>
-        <w:jc w:val="both"/>
-        <w:rPr>
-          <w:rFonts w:ascii="Arial" w:eastAsia="Arial" w:hAnsi="Arial" w:cs="Arial"/>
-          <w:color w:val="000000"/>
-        </w:rPr>
-      </w:pPr>
-      <w:r>
-        <w:rPr>
-          <w:rFonts w:ascii="Arial" w:eastAsia="Arial" w:hAnsi="Arial" w:cs="Arial"/>
-          <w:color w:val="000000"/>
-        </w:rPr>
-        <w:t>Para determinar el valor estimado del contrato de conformidad con las actividades encaminadas al cumplimiento del mismo, se ha tomado como base y referencia los valores promedios de contrataciones anteriores</w:t>
-      </w:r>
-      <w:r>
-        <w:rPr>
-          <w:rFonts w:ascii="Arial" w:eastAsia="Arial" w:hAnsi="Arial" w:cs="Arial"/>
-        </w:rPr>
-        <w:t xml:space="preserve"> y especialmente</w:t>
-      </w:r>
-      <w:r>
-        <w:rPr>
-          <w:rFonts w:ascii="Arial" w:eastAsia="Arial" w:hAnsi="Arial" w:cs="Arial"/>
-          <w:color w:val="000000"/>
-        </w:rPr>
-        <w:t xml:space="preserve"> la Circular 4135.010.22.2.1031.000837 </w:t>
+        <w:t xml:space="preserve">4135.010.22.2.1031.000837 </w:t>
       </w:r>
       <w:r>
         <w:rPr>
@@ -6987,50 +6919,50 @@
         <w:rPr>
           <w:rFonts w:ascii="Arial" w:eastAsia="Arial" w:hAnsi="Arial" w:cs="Arial"/>
         </w:rPr>
-        <w:t xml:space="preserve">Ahora bien, una vez analizados los aspectos generales del mercado, el Departamento Administrativo de Gestión Jurídica Pública identificó que el sector relativo al objeto del presente proceso de contratación está integrado por el conjunto de personas naturales y/o jurídicas que prestan sus servicios a las entidades del Estado. El mercado colombiano cuenta con una oferta amplia de personas naturales y/o jurídicas que prestan sus servicios en diferentes ramas del conocimiento, entre ellas, ciencias </w:t>
+        <w:t xml:space="preserve">Ahora bien, una vez analizados los aspectos generales del mercado, el Departamento Administrativo de Gestión Jurídica Pública identificó que el sector relativo al objeto del presente proceso de contratación está integrado por el conjunto de personas naturales y/o jurídicas que prestan sus servicios a las entidades del Estado. El mercado colombiano cuenta con una oferta amplia de personas naturales y/o jurídicas que prestan sus servicios en diferentes ramas del conocimiento, entre ellas, ciencias sociales, administración de empresas y derecho, tecnologías de la información y la comunicación, ingeniería, </w:t>
+      </w:r>
+      <w:proofErr w:type="spellStart"/>
+      <w:r>
+        <w:rPr>
+          <w:rFonts w:ascii="Arial" w:eastAsia="Arial" w:hAnsi="Arial" w:cs="Arial"/>
+        </w:rPr>
+        <w:t>etc</w:t>
+      </w:r>
+      <w:proofErr w:type="spellEnd"/>
+      <w:r>
+        <w:rPr>
+          <w:rFonts w:ascii="Arial" w:eastAsia="Arial" w:hAnsi="Arial" w:cs="Arial"/>
+        </w:rPr>
+        <w:t>, que apoyan el funcionamiento de las entidades públicas. El perfil del posible contratista se define por el conocimiento previo, la formación académica y la experiencia relacionada directamente con el objeto de la presente contratación.</w:t>
+      </w:r>
+    </w:p>
+    <w:p>
+      <w:pPr>
+        <w:jc w:val="both"/>
+        <w:rPr>
+          <w:rFonts w:ascii="Arial" w:eastAsia="Arial" w:hAnsi="Arial" w:cs="Arial"/>
+        </w:rPr>
+      </w:pPr>
+    </w:p>
+    <w:p>
+      <w:pPr>
+        <w:jc w:val="both"/>
+        <w:rPr>
+          <w:rFonts w:ascii="Arial" w:eastAsia="Arial" w:hAnsi="Arial" w:cs="Arial"/>
+        </w:rPr>
+      </w:pPr>
+      <w:r>
+        <w:rPr>
+          <w:rFonts w:ascii="Arial" w:eastAsia="Arial" w:hAnsi="Arial" w:cs="Arial"/>
+        </w:rPr>
+        <w:t xml:space="preserve">Los servicios profesionales y de apoyo a la gestión son un elemento esencial para el funcionamiento de las empresas y organizaciones, tanto de orden privado, como </w:t>
       </w:r>
       <w:r>
         <w:rPr>
           <w:rFonts w:ascii="Arial" w:eastAsia="Arial" w:hAnsi="Arial" w:cs="Arial"/>
         </w:rPr>
         <w:lastRenderedPageBreak/>
-        <w:t xml:space="preserve">sociales, administración de empresas y derecho, tecnologías de la información y la comunicación, ingeniería, </w:t>
-      </w:r>
-      <w:proofErr w:type="spellStart"/>
-      <w:r>
-        <w:rPr>
-          <w:rFonts w:ascii="Arial" w:eastAsia="Arial" w:hAnsi="Arial" w:cs="Arial"/>
-        </w:rPr>
-        <w:t>etc</w:t>
-      </w:r>
-      <w:proofErr w:type="spellEnd"/>
-      <w:r>
-        <w:rPr>
-          <w:rFonts w:ascii="Arial" w:eastAsia="Arial" w:hAnsi="Arial" w:cs="Arial"/>
-        </w:rPr>
-        <w:t>, que apoyan el funcionamiento de las entidades públicas. El perfil del posible contratista se define por el conocimiento previo, la formación académica y la experiencia relacionada directamente con el objeto de la presente contratación.</w:t>
-      </w:r>
-    </w:p>
-    <w:p>
-      <w:pPr>
-        <w:jc w:val="both"/>
-        <w:rPr>
-          <w:rFonts w:ascii="Arial" w:eastAsia="Arial" w:hAnsi="Arial" w:cs="Arial"/>
-        </w:rPr>
-      </w:pPr>
-    </w:p>
-    <w:p>
-      <w:pPr>
-        <w:jc w:val="both"/>
-        <w:rPr>
-          <w:rFonts w:ascii="Arial" w:eastAsia="Arial" w:hAnsi="Arial" w:cs="Arial"/>
-        </w:rPr>
-      </w:pPr>
-      <w:r>
-        <w:rPr>
-          <w:rFonts w:ascii="Arial" w:eastAsia="Arial" w:hAnsi="Arial" w:cs="Arial"/>
-        </w:rPr>
-        <w:t>Los servicios profesionales y de apoyo a la gestión son un elemento esencial para el funcionamiento de las empresas y organizaciones, tanto de orden privado, como público. Durante años, estos servicios han sido un requerimiento primordial para el desarrollo de actividades fundamentales en el mejoramiento y crecimiento económico, organizacional y operativo de las organizaciones públicas y privadas.</w:t>
+        <w:t>público. Durante años, estos servicios han sido un requerimiento primordial para el desarrollo de actividades fundamentales en el mejoramiento y crecimiento económico, organizacional y operativo de las organizaciones públicas y privadas.</w:t>
       </w:r>
     </w:p>
     <w:p>
@@ -9496,14 +9428,6 @@
                 <w:szCs w:val="20"/>
               </w:rPr>
             </w:pPr>
-            <w:r>
-              <w:rPr>
-                <w:rFonts w:ascii="Arial" w:eastAsia="Arial" w:hAnsi="Arial" w:cs="Arial"/>
-                <w:sz w:val="20"/>
-                <w:szCs w:val="20"/>
-              </w:rPr>
-              <w:t xml:space="preserve">Título de técnico (Profesional o laboral por competencias); </w:t>
-            </w:r>
             <w:proofErr w:type="spellStart"/>
             <w:r>
               <w:rPr>
@@ -9511,7 +9435,7 @@
                 <w:sz w:val="20"/>
                 <w:szCs w:val="20"/>
               </w:rPr>
-              <w:t>ó</w:t>
+              <w:t>Título</w:t>
             </w:r>
             <w:proofErr w:type="spellEnd"/>
             <w:r>
@@ -9520,7 +9444,7 @@
                 <w:sz w:val="20"/>
                 <w:szCs w:val="20"/>
               </w:rPr>
-              <w:t xml:space="preserve"> tecnólogo; </w:t>
+              <w:t xml:space="preserve"> de </w:t>
             </w:r>
             <w:proofErr w:type="spellStart"/>
             <w:r>
@@ -9529,7 +9453,7 @@
                 <w:sz w:val="20"/>
                 <w:szCs w:val="20"/>
               </w:rPr>
-              <w:t>ó</w:t>
+              <w:t>técnico</w:t>
             </w:r>
             <w:proofErr w:type="spellEnd"/>
             <w:r>
@@ -9538,7 +9462,133 @@
                 <w:sz w:val="20"/>
                 <w:szCs w:val="20"/>
               </w:rPr>
-              <w:t xml:space="preserve"> aprobación de 6 semestres de formación profesional </w:t>
+              <w:t xml:space="preserve"> (</w:t>
+            </w:r>
+            <w:proofErr w:type="spellStart"/>
+            <w:r>
+              <w:rPr>
+                <w:rFonts w:ascii="Arial" w:eastAsia="Arial" w:hAnsi="Arial" w:cs="Arial"/>
+                <w:sz w:val="20"/>
+                <w:szCs w:val="20"/>
+              </w:rPr>
+              <w:t>Profesional</w:t>
+            </w:r>
+            <w:proofErr w:type="spellEnd"/>
+            <w:r>
+              <w:rPr>
+                <w:rFonts w:ascii="Arial" w:eastAsia="Arial" w:hAnsi="Arial" w:cs="Arial"/>
+                <w:sz w:val="20"/>
+                <w:szCs w:val="20"/>
+              </w:rPr>
+              <w:t xml:space="preserve"> o </w:t>
+            </w:r>
+            <w:proofErr w:type="spellStart"/>
+            <w:r>
+              <w:rPr>
+                <w:rFonts w:ascii="Arial" w:eastAsia="Arial" w:hAnsi="Arial" w:cs="Arial"/>
+                <w:sz w:val="20"/>
+                <w:szCs w:val="20"/>
+              </w:rPr>
+              <w:t>laboral</w:t>
+            </w:r>
+            <w:proofErr w:type="spellEnd"/>
+            <w:r>
+              <w:rPr>
+                <w:rFonts w:ascii="Arial" w:eastAsia="Arial" w:hAnsi="Arial" w:cs="Arial"/>
+                <w:sz w:val="20"/>
+                <w:szCs w:val="20"/>
+              </w:rPr>
+              <w:t xml:space="preserve"> </w:t>
+            </w:r>
+            <w:proofErr w:type="spellStart"/>
+            <w:r>
+              <w:rPr>
+                <w:rFonts w:ascii="Arial" w:eastAsia="Arial" w:hAnsi="Arial" w:cs="Arial"/>
+                <w:sz w:val="20"/>
+                <w:szCs w:val="20"/>
+              </w:rPr>
+              <w:t>por</w:t>
+            </w:r>
+            <w:proofErr w:type="spellEnd"/>
+            <w:r>
+              <w:rPr>
+                <w:rFonts w:ascii="Arial" w:eastAsia="Arial" w:hAnsi="Arial" w:cs="Arial"/>
+                <w:sz w:val="20"/>
+                <w:szCs w:val="20"/>
+              </w:rPr>
+              <w:t xml:space="preserve"> </w:t>
+            </w:r>
+            <w:proofErr w:type="spellStart"/>
+            <w:r>
+              <w:rPr>
+                <w:rFonts w:ascii="Arial" w:eastAsia="Arial" w:hAnsi="Arial" w:cs="Arial"/>
+                <w:sz w:val="20"/>
+                <w:szCs w:val="20"/>
+              </w:rPr>
+              <w:t>competencias</w:t>
+            </w:r>
+            <w:proofErr w:type="spellEnd"/>
+            <w:r>
+              <w:rPr>
+                <w:rFonts w:ascii="Arial" w:eastAsia="Arial" w:hAnsi="Arial" w:cs="Arial"/>
+                <w:sz w:val="20"/>
+                <w:szCs w:val="20"/>
+              </w:rPr>
+              <w:t xml:space="preserve">); ó </w:t>
+            </w:r>
+            <w:proofErr w:type="spellStart"/>
+            <w:r>
+              <w:rPr>
+                <w:rFonts w:ascii="Arial" w:eastAsia="Arial" w:hAnsi="Arial" w:cs="Arial"/>
+                <w:sz w:val="20"/>
+                <w:szCs w:val="20"/>
+              </w:rPr>
+              <w:t>tecnólogo</w:t>
+            </w:r>
+            <w:proofErr w:type="spellEnd"/>
+            <w:r>
+              <w:rPr>
+                <w:rFonts w:ascii="Arial" w:eastAsia="Arial" w:hAnsi="Arial" w:cs="Arial"/>
+                <w:sz w:val="20"/>
+                <w:szCs w:val="20"/>
+              </w:rPr>
+              <w:t xml:space="preserve">; ó </w:t>
+            </w:r>
+            <w:proofErr w:type="spellStart"/>
+            <w:r>
+              <w:rPr>
+                <w:rFonts w:ascii="Arial" w:eastAsia="Arial" w:hAnsi="Arial" w:cs="Arial"/>
+                <w:sz w:val="20"/>
+                <w:szCs w:val="20"/>
+              </w:rPr>
+              <w:t>aprobación</w:t>
+            </w:r>
+            <w:proofErr w:type="spellEnd"/>
+            <w:r>
+              <w:rPr>
+                <w:rFonts w:ascii="Arial" w:eastAsia="Arial" w:hAnsi="Arial" w:cs="Arial"/>
+                <w:sz w:val="20"/>
+                <w:szCs w:val="20"/>
+              </w:rPr>
+              <w:t xml:space="preserve"> de 6 </w:t>
+            </w:r>
+            <w:proofErr w:type="spellStart"/>
+            <w:r>
+              <w:rPr>
+                <w:rFonts w:ascii="Arial" w:eastAsia="Arial" w:hAnsi="Arial" w:cs="Arial"/>
+                <w:sz w:val="20"/>
+                <w:szCs w:val="20"/>
+              </w:rPr>
+              <w:t>semestres</w:t>
+            </w:r>
+            <w:proofErr w:type="spellEnd"/>
+            <w:r>
+              <w:rPr>
+                <w:rFonts w:ascii="Arial" w:eastAsia="Arial" w:hAnsi="Arial" w:cs="Arial"/>
+                <w:sz w:val="20"/>
+                <w:szCs w:val="20"/>
+              </w:rPr>
+              <w:t xml:space="preserve"> de formación profesional </w:t>
             </w:r>
           </w:p>
         </w:tc>
@@ -9753,25 +9803,7 @@
                 <w:sz w:val="20"/>
                 <w:szCs w:val="20"/>
               </w:rPr>
-              <w:t xml:space="preserve"> tecnólogo; </w:t>
-            </w:r>
-            <w:proofErr w:type="spellStart"/>
-            <w:r>
-              <w:rPr>
-                <w:rFonts w:ascii="Arial" w:eastAsia="Arial" w:hAnsi="Arial" w:cs="Arial"/>
-                <w:sz w:val="20"/>
-                <w:szCs w:val="20"/>
-              </w:rPr>
-              <w:t>ó</w:t>
-            </w:r>
-            <w:proofErr w:type="spellEnd"/>
-            <w:r>
-              <w:rPr>
-                <w:rFonts w:ascii="Arial" w:eastAsia="Arial" w:hAnsi="Arial" w:cs="Arial"/>
-                <w:sz w:val="20"/>
-                <w:szCs w:val="20"/>
-              </w:rPr>
-              <w:t xml:space="preserve"> aprobación de 6 semestres de formación profesional </w:t>
+              <w:t xml:space="preserve"> tecnólogo; ó aprobación de 6 semestres de formación profesional </w:t>
             </w:r>
           </w:p>
         </w:tc>
@@ -11064,7 +11096,6 @@
         <w:rPr>
           <w:rFonts w:ascii="Arial" w:eastAsia="Arial" w:hAnsi="Arial" w:cs="Arial"/>
         </w:rPr>
-        <w:lastRenderedPageBreak/>
         <w:t>El perfil del contratista, además de su idoneidad y experiencia en la prestación de servicios profesionales y/o de apoyo a la gestión en asuntos afines al objeto que se pretende contratar, debe brindar al Departamento Administrativo de Gestión Jurídica Pública, seguridad razonable de lograr el cumplimiento del contrato de manera eficiente, eficaz, con calidad y oportunidad en el suministro de los bienes y servicios.</w:t>
       </w:r>
     </w:p>
@@ -11104,6 +11135,7 @@
         </w:numPr>
       </w:pPr>
       <w:r>
+        <w:lastRenderedPageBreak/>
         <w:t>OBJETO DEL CONTRATO</w:t>
       </w:r>
     </w:p>
@@ -11342,7 +11374,13 @@
         <w:rPr>
           <w:rFonts w:ascii="Arial" w:eastAsia="Arial" w:hAnsi="Arial" w:cs="Arial"/>
         </w:rPr>
-        <w:t xml:space="preserve"> (</w:t>
+        <w:t xml:space="preserve"> </w:t>
+      </w:r>
+      <w:r>
+        <w:rPr>
+          <w:rFonts w:ascii="Arial" w:eastAsia="Arial" w:hAnsi="Arial" w:cs="Arial"/>
+        </w:rPr>
+        <w:t xml:space="preserve">cuotas de </w:t>
       </w:r>
       <w:r>
         <w:rPr>
@@ -11354,7 +11392,7 @@
         <w:rPr>
           <w:rFonts w:ascii="Arial" w:eastAsia="Arial" w:hAnsi="Arial" w:cs="Arial"/>
         </w:rPr>
-        <w:instrText xml:space="preserve"> MERGEFIELD "Número_de_cuotas_en_número" </w:instrText>
+        <w:instrText xml:space="preserve"> MERGEFIELD Valor_cuota_en_letras </w:instrText>
       </w:r>
       <w:r>
         <w:rPr>
@@ -11367,7 +11405,7 @@
           <w:rFonts w:ascii="Arial" w:eastAsia="Arial" w:hAnsi="Arial" w:cs="Arial"/>
           <w:noProof/>
         </w:rPr>
-        <w:t>{{NUMERO_CUOTAS}}</w:t>
+        <w:t>{{VALOR_CUOTA_LETRAS}}</w:t>
       </w:r>
       <w:r>
         <w:rPr>
@@ -11379,100 +11417,50 @@
         <w:rPr>
           <w:rFonts w:ascii="Arial" w:eastAsia="Arial" w:hAnsi="Arial" w:cs="Arial"/>
         </w:rPr>
+        <w:t xml:space="preserve"> ($</w:t>
+      </w:r>
+      <w:r>
+        <w:rPr>
+          <w:rFonts w:ascii="Arial" w:eastAsia="Arial" w:hAnsi="Arial" w:cs="Arial"/>
+        </w:rPr>
+        <w:fldChar w:fldCharType="begin"/>
+      </w:r>
+      <w:r>
+        <w:rPr>
+          <w:rFonts w:ascii="Arial" w:eastAsia="Arial" w:hAnsi="Arial" w:cs="Arial"/>
+        </w:rPr>
+        <w:instrText xml:space="preserve"> MERGEFIELD Valor_cuota_en_número </w:instrText>
+      </w:r>
+      <w:r>
+        <w:rPr>
+          <w:rFonts w:ascii="Arial" w:eastAsia="Arial" w:hAnsi="Arial" w:cs="Arial"/>
+        </w:rPr>
+        <w:fldChar w:fldCharType="separate"/>
+      </w:r>
+      <w:r>
+        <w:rPr>
+          <w:rFonts w:ascii="Arial" w:eastAsia="Arial" w:hAnsi="Arial" w:cs="Arial"/>
+          <w:noProof/>
+        </w:rPr>
+        <w:t>{{VALOR_CUOTA_NUMERO}}</w:t>
+      </w:r>
+      <w:r>
+        <w:rPr>
+          <w:rFonts w:ascii="Arial" w:eastAsia="Arial" w:hAnsi="Arial" w:cs="Arial"/>
+        </w:rPr>
+        <w:fldChar w:fldCharType="end"/>
+      </w:r>
+      <w:r>
+        <w:rPr>
+          <w:rFonts w:ascii="Arial" w:eastAsia="Arial" w:hAnsi="Arial" w:cs="Arial"/>
+        </w:rPr>
         <w:t>)</w:t>
       </w:r>
       <w:r>
         <w:rPr>
           <w:rFonts w:ascii="Arial" w:eastAsia="Arial" w:hAnsi="Arial" w:cs="Arial"/>
         </w:rPr>
-        <w:t xml:space="preserve"> cuotas de </w:t>
-      </w:r>
-      <w:r>
-        <w:rPr>
-          <w:rFonts w:ascii="Arial" w:eastAsia="Arial" w:hAnsi="Arial" w:cs="Arial"/>
-        </w:rPr>
-        <w:fldChar w:fldCharType="begin"/>
-      </w:r>
-      <w:r>
-        <w:rPr>
-          <w:rFonts w:ascii="Arial" w:eastAsia="Arial" w:hAnsi="Arial" w:cs="Arial"/>
-        </w:rPr>
-        <w:instrText xml:space="preserve"> MERGEFIELD Valor_cuota_en_letras </w:instrText>
-      </w:r>
-      <w:r>
-        <w:rPr>
-          <w:rFonts w:ascii="Arial" w:eastAsia="Arial" w:hAnsi="Arial" w:cs="Arial"/>
-        </w:rPr>
-        <w:fldChar w:fldCharType="separate"/>
-      </w:r>
-      <w:r>
-        <w:rPr>
-          <w:rFonts w:ascii="Arial" w:eastAsia="Arial" w:hAnsi="Arial" w:cs="Arial"/>
-          <w:noProof/>
-        </w:rPr>
-        <w:t>{{VALOR_CUOTA_LETRAS}}</w:t>
-      </w:r>
-      <w:r>
-        <w:rPr>
-          <w:rFonts w:ascii="Arial" w:eastAsia="Arial" w:hAnsi="Arial" w:cs="Arial"/>
-        </w:rPr>
-        <w:fldChar w:fldCharType="end"/>
-      </w:r>
-      <w:r>
-        <w:rPr>
-          <w:rFonts w:ascii="Arial" w:eastAsia="Arial" w:hAnsi="Arial" w:cs="Arial"/>
-        </w:rPr>
-        <w:t xml:space="preserve"> ($</w:t>
-      </w:r>
-      <w:r>
-        <w:rPr>
-          <w:rFonts w:ascii="Arial" w:eastAsia="Arial" w:hAnsi="Arial" w:cs="Arial"/>
-        </w:rPr>
-        <w:fldChar w:fldCharType="begin"/>
-      </w:r>
-      <w:r>
-        <w:rPr>
-          <w:rFonts w:ascii="Arial" w:eastAsia="Arial" w:hAnsi="Arial" w:cs="Arial"/>
-        </w:rPr>
-        <w:instrText xml:space="preserve"> MERGEFIELD Valor_cuota_en_número </w:instrText>
-      </w:r>
-      <w:r>
-        <w:rPr>
-          <w:rFonts w:ascii="Arial" w:eastAsia="Arial" w:hAnsi="Arial" w:cs="Arial"/>
-        </w:rPr>
-        <w:fldChar w:fldCharType="separate"/>
-      </w:r>
-      <w:r>
-        <w:rPr>
-          <w:rFonts w:ascii="Arial" w:eastAsia="Arial" w:hAnsi="Arial" w:cs="Arial"/>
-          <w:noProof/>
-        </w:rPr>
-        <w:t>{{VALOR_CUOTA_NUMERO}}</w:t>
-      </w:r>
-      <w:r>
-        <w:rPr>
-          <w:rFonts w:ascii="Arial" w:eastAsia="Arial" w:hAnsi="Arial" w:cs="Arial"/>
-        </w:rPr>
-        <w:fldChar w:fldCharType="end"/>
-      </w:r>
-      <w:r>
-        <w:rPr>
-          <w:rFonts w:ascii="Arial" w:eastAsia="Arial" w:hAnsi="Arial" w:cs="Arial"/>
-        </w:rPr>
-        <w:t>)</w:t>
-      </w:r>
-      <w:r>
-        <w:rPr>
-          <w:rFonts w:ascii="Arial" w:eastAsia="Arial" w:hAnsi="Arial" w:cs="Arial"/>
-        </w:rPr>
-        <w:t xml:space="preserve"> cada una, previa certificación de cumplimiento a satisfacción expedida por el supervisor del contrato, una vez acreditado por el futuro contratista, que se encuentra al día en el pago de los aportes relativos al Sistema </w:t>
-      </w:r>
-      <w:r>
-        <w:rPr>
-          <w:rFonts w:ascii="Arial" w:eastAsia="Arial" w:hAnsi="Arial" w:cs="Arial"/>
-        </w:rPr>
-        <w:lastRenderedPageBreak/>
-        <w:t>Integral de Seguridad Social. En todo caso el pago se hará previa disposición de giros de P.A.C.</w:t>
+        <w:t xml:space="preserve"> cada una, previa certificación de cumplimiento a satisfacción expedida por el supervisor del contrato, una vez acreditado por el futuro contratista, que se encuentra al día en el pago de los aportes relativos al Sistema Integral de Seguridad Social. En todo caso el pago se hará previa disposición de giros de P.A.C.</w:t>
       </w:r>
     </w:p>
     <w:p>
@@ -11519,7 +11507,14 @@
         <w:rPr>
           <w:rFonts w:ascii="Arial" w:eastAsia="Arial" w:hAnsi="Arial" w:cs="Arial"/>
         </w:rPr>
-        <w:t xml:space="preserve">Con relación a las retenciones en la fuente a título de los diferentes impuestos nacionales, departamentales o municipales, la Administración procederá de conformidad con la normativa tributaria vigente dependiendo del objeto del contrato y la calidad del contribuyente, en caso de que no haya lugar a alguna de ellas, deberá indicarse la norma que lo excluye o le otorga la exención. </w:t>
+        <w:t xml:space="preserve">Con relación a las retenciones en la fuente a título de los diferentes impuestos nacionales, departamentales o municipales, la Administración procederá de conformidad con la normativa tributaria vigente dependiendo del objeto del contrato y la </w:t>
+      </w:r>
+      <w:r>
+        <w:rPr>
+          <w:rFonts w:ascii="Arial" w:eastAsia="Arial" w:hAnsi="Arial" w:cs="Arial"/>
+        </w:rPr>
+        <w:lastRenderedPageBreak/>
+        <w:t xml:space="preserve">calidad del contribuyente, en caso de que no haya lugar a alguna de ellas, deberá indicarse la norma que lo excluye o le otorga la exención. </w:t>
       </w:r>
     </w:p>
     <w:p>
@@ -11719,21 +11714,21 @@
         <w:rPr>
           <w:rFonts w:ascii="Arial" w:eastAsia="Arial" w:hAnsi="Arial" w:cs="Arial"/>
         </w:rPr>
-        <w:t xml:space="preserve">A) Utilizar todos sus conocimientos e idoneidad en la ejecución del presente contrato, comprometiéndose a tramitar y entregar los productos y actividades que hacen parte del presente contrato con calidad y oportunidad. B) Presentar los informes requeridos por el contratante para el seguimiento de las tareas encomendadas. Una vez finalice el objeto del contrato, el CONTRATISTA deberá entregar al supervisor, un informe detallado de </w:t>
+        <w:t xml:space="preserve">A) Utilizar todos sus conocimientos e idoneidad en la ejecución del presente contrato, comprometiéndose a tramitar y entregar los productos y actividades que hacen parte del presente contrato con calidad y oportunidad. B) Presentar los informes requeridos por el contratante para el seguimiento de las tareas encomendadas. Una vez finalice el objeto del contrato, el CONTRATISTA deberá entregar al supervisor, un informe detallado de las actividades realizadas durante su ejecución indicando los asuntos asignados, tramitados y pendientes por resolver, así como los archivos físicos y magnéticos que se hubieren generado durante la ejecución del mismo, los informes antes citados deben entregarse en una (1) copia de seguridad, que deberá reposar en las instalaciones del contratante. C) Manejar la documentación a su cargo de conformidad con la Ley 594 del 2000, Ley General de Archivo, las políticas operativas del Proceso Gestión Documental, las políticas del Sistema de Gestión Documental y demás plataformas institucionales. El CONTRATISTA debe entregar inventariada al contratante y/o al supervisor, las carpetas y documentación que tenga a su cargo en virtud del desarrollo del objeto del presente contrato, entrega que deberá hacerse de acuerdo con los procedimientos establecidos </w:t>
       </w:r>
       <w:r>
         <w:rPr>
           <w:rFonts w:ascii="Arial" w:eastAsia="Arial" w:hAnsi="Arial" w:cs="Arial"/>
         </w:rPr>
         <w:lastRenderedPageBreak/>
-        <w:t xml:space="preserve">las actividades realizadas durante su ejecución indicando los asuntos asignados, tramitados y pendientes por resolver, así como los archivos físicos y magnéticos que se hubieren generado durante la ejecución del mismo, los informes antes citados deben entregarse en una (1) copia de seguridad, que deberá reposar en las instalaciones del contratante. C) Manejar la documentación a su cargo de conformidad con la Ley 594 del 2000, Ley General de Archivo, las políticas operativas del Proceso Gestión Documental, las políticas del Sistema de Gestión Documental y demás plataformas institucionales. El CONTRATISTA debe entregar inventariada al contratante y/o al supervisor, las carpetas y documentación que tenga a su cargo en virtud del desarrollo del objeto del presente contrato, entrega que deberá hacerse de acuerdo con los procedimientos establecidos por el contratante. D) El CONTRATISTA se compromete a cumplir con las normas y procedimientos sobre el Sistema de Gestión de Seguridad Social y Salud en el trabajo de la Entidad. Si en el desarrollo del objeto contractual se realizan actividades de campo y/o visitas a obras, el CONTRATISTA, a sus expensas, deberá dotarse y acudir a estos lugares con los implementos de seguridad industrial mínimos requeridos, tales como casco, botas, gafas protectoras, etc. E) En el evento en que el CONTRATISTA al momento de suscribir el presente contrato no sea responsable del impuesto a las ventas y durante la vigencia del mismo adquiera la obligación de inscribirse como responsable del impuesto a la renta, se compromete a realizar cambio ante la DIAN dentro de los términos que otorga la ley y a reportar dicha situación al CONTRATANTE para lo cual aportará el RUT actualizado, lo anterior de conformidad con normativa vigente aplicable. F) El CONTRATISTA se compromete a mantener actualizados todos sus documentos en la Entidad, especialmente el RUT. G) Velar por el buen uso de los bienes entregados por el supervisor o el CONTRATANTE para realizar sus actividades. H) Reportar al CONTRATANTE el número de cuenta bancaria de ahorro o corriente, donde se le ha de consignar el pago derivado de la ejecución del presente contrato. I)  Conocer y aplicar las directrices, metodologías, políticas y procedimientos enmarcados dentro de los Sistemas de Gestión y Control Integrado adoptados por la Administración Central del Distrito de Santiago de Cali y, particularmente, los que se relacionan con el objeto del presente contrato. J) Cumplir con la política de seguridad de la información establecida por la Entidad, con el fin de garantizar la confidencialidad, integridad y disponibilidad de la información bajo su responsabilidad. K) Mantener actualizado el registro en los sistemas de información del contratante en tiempo real, cuando a ello hubiere lugar. L) Toda información o formatos generados por el CONTRATISTA son propiedad de la Alcaldía de Santiago de Cali. M) Cuando se requiera utilizar dispositivos </w:t>
+        <w:t xml:space="preserve">por el contratante. D) El CONTRATISTA se compromete a cumplir con las normas y procedimientos sobre el Sistema de Gestión de Seguridad Social y Salud en el trabajo de la Entidad. Si en el desarrollo del objeto contractual se realizan actividades de campo y/o visitas a obras, el CONTRATISTA, a sus expensas, deberá dotarse y acudir a estos lugares con los implementos de seguridad industrial mínimos requeridos, tales como casco, botas, gafas protectoras, etc. E) En el evento en que el CONTRATISTA al momento de suscribir el presente contrato no sea responsable del impuesto a las ventas y durante la vigencia del mismo adquiera la obligación de inscribirse como responsable del impuesto a la renta, se compromete a realizar cambio ante la DIAN dentro de los términos que otorga la ley y a reportar dicha situación al CONTRATANTE para lo cual aportará el RUT actualizado, lo anterior de conformidad con normativa vigente aplicable. F) El CONTRATISTA se compromete a mantener actualizados todos sus documentos en la Entidad, especialmente el RUT. G) Velar por el buen uso de los bienes entregados por el supervisor o el CONTRATANTE para realizar sus actividades. H) Reportar al CONTRATANTE el número de cuenta bancaria de ahorro o corriente, donde se le ha de consignar el pago derivado de la ejecución del presente contrato. I)  Conocer y aplicar las directrices, metodologías, políticas y procedimientos enmarcados dentro de los Sistemas de Gestión y Control Integrado adoptados por la Administración Central del Distrito de Santiago de Cali y, particularmente, los que se relacionan con el objeto del presente contrato. J) Cumplir con la política de seguridad de la información establecida por la Entidad, con el fin de garantizar la confidencialidad, integridad y disponibilidad de la información bajo su responsabilidad. K) Mantener actualizado el registro en los sistemas de información del contratante en tiempo real, cuando a ello hubiere lugar. L) Toda información o formatos generados por el CONTRATISTA son propiedad de la Alcaldía de Santiago de Cali. M) Cuando se requiera utilizar dispositivos y/o equipos tecnológicos personales o de la administración para el desarrollo del objeto contractual, el CONTRATISTA garantizará que el software y/o herramientas utilizadas e instaladas para la ejecución de sus obligaciones no vulneran ninguna normativa, contrato, derecho, interés, patentes, legalidad o propiedad de tercero, y que por el contrario todo lo utilizado esté debidamente licenciado. El CONTRATISTA debe abstenerse de instalar y/o utilizar software no licenciado o autorizado en los equipos del Distrito Especial de Santiago de Cali, así como de vulnerar los derechos de autor sobre software y/o cualquier tipo de creación protegida por el régimen de propiedad intelectual, so pena de incurrir en conductas constitutivas de delitos conforme a la normatividad legal correspondiente. N) Cumplir con las estrategias, políticas y </w:t>
       </w:r>
       <w:r>
         <w:rPr>
           <w:rFonts w:ascii="Arial" w:eastAsia="Arial" w:hAnsi="Arial" w:cs="Arial"/>
         </w:rPr>
         <w:lastRenderedPageBreak/>
-        <w:t>y/o equipos tecnológicos personales o de la administración para el desarrollo del objeto contractual, el CONTRATISTA garantizará que el software y/o herramientas utilizadas e instaladas para la ejecución de sus obligaciones no vulneran ninguna normativa, contrato, derecho, interés, patentes, legalidad o propiedad de tercero, y que por el contrario todo lo utilizado esté debidamente licenciado. El CONTRATISTA debe abstenerse de instalar y/o utilizar software no licenciado o autorizado en los equipos del Distrito Especial de Santiago de Cali, así como de vulnerar los derechos de autor sobre software y/o cualquier tipo de creación protegida por el régimen de propiedad intelectual, so pena de incurrir en conductas constitutivas de delitos conforme a la normatividad legal correspondiente. N) Cumplir con las estrategias, políticas y actividades en materia de transparencia, integridad, prevención y detección de la corrupción y ante cualquier conocimiento de hechos que atente contra este principio, lo hará conocer al CONTRATANTE. O) Si el prestador del servicio contratado hace parte del equipo estructurador de los procesos de contratación del organismo o cumple actividades de apoyo a la supervisión, deberá aportar la constancia de aprobación de los cursos virtuales diseñados para fortalecer la gestión contractual por el Departamento Administrativo de Contratación Pública. P)  Divulgar y aplicar la política ambiental, de seguridad y salud ocupacional establecida por el CONTRATANTE, al ejecutar sus actividades o servicios sin crear riesgo para la salud, la seguridad o el ambiente. El (la) CONTRATISTA deberá tomar todas las medidas conducentes a evitar la contaminación ambiental, la prevención de riesgos durante la ejecución de sus operaciones o actividades y cumplirá con todas las leyes ambientales, de seguridad y salud ocupacional, aplicables. El (la) CONTRATISTA no dejará sustancias o materiales nocivos para la flora, fauna o salud humana, ni contaminar la atmósfera, el suelo o los cuerpos del agua. La violación de estas normas se considerará incumplimiento grave del contrato, y el CONTRATANTE podrá aplicar la cláusula penal o multas a que hubiere lugar, sin perjuicio de las demás acciones legales o sanciones que adelante la autoridad o ente competente de orden Distrital o Nacional. Q) El CONTRATISTA deberá coordinar con el supervisor la ejecución de las actividades contractuales, acatando sus instrucciones, con el fin de asegurar las condiciones necesarias para el desarrollo eficiente del objeto contractual.</w:t>
+        <w:t>actividades en materia de transparencia, integridad, prevención y detección de la corrupción y ante cualquier conocimiento de hechos que atente contra este principio, lo hará conocer al CONTRATANTE. O) Si el prestador del servicio contratado hace parte del equipo estructurador de los procesos de contratación del organismo o cumple actividades de apoyo a la supervisión, deberá aportar la constancia de aprobación de los cursos virtuales diseñados para fortalecer la gestión contractual por el Departamento Administrativo de Contratación Pública. P)  Divulgar y aplicar la política ambiental, de seguridad y salud ocupacional establecida por el CONTRATANTE, al ejecutar sus actividades o servicios sin crear riesgo para la salud, la seguridad o el ambiente. El (la) CONTRATISTA deberá tomar todas las medidas conducentes a evitar la contaminación ambiental, la prevención de riesgos durante la ejecución de sus operaciones o actividades y cumplirá con todas las leyes ambientales, de seguridad y salud ocupacional, aplicables. El (la) CONTRATISTA no dejará sustancias o materiales nocivos para la flora, fauna o salud humana, ni contaminar la atmósfera, el suelo o los cuerpos del agua. La violación de estas normas se considerará incumplimiento grave del contrato, y el CONTRATANTE podrá aplicar la cláusula penal o multas a que hubiere lugar, sin perjuicio de las demás acciones legales o sanciones que adelante la autoridad o ente competente de orden Distrital o Nacional. Q) El CONTRATISTA deberá coordinar con el supervisor la ejecución de las actividades contractuales, acatando sus instrucciones, con el fin de asegurar las condiciones necesarias para el desarrollo eficiente del objeto contractual.</w:t>
       </w:r>
     </w:p>
     <w:p>
@@ -11777,46 +11772,53 @@
           <w:rFonts w:ascii="Arial" w:eastAsia="Arial" w:hAnsi="Arial" w:cs="Arial"/>
           <w:color w:val="000000"/>
         </w:rPr>
+        <w:t xml:space="preserve">La Ley 80 de 1993 en su artículo 32 numeral 3 define el contrato de prestación de servicios como aquellos que celebran las entidades estatales para desarrollar actividades relacionadas con la administración o funcionamiento de la entidad. Así, a través de esta tipología contractual, las Entidades Públicas podrán desarrollar actividades afines o inherentes al cumplimiento de los objetivos misionales de la misma, de manera que el particular que cuente con la idoneidad y experiencia pueda colaborar en la consecución de los fines del servicio público. </w:t>
+      </w:r>
+    </w:p>
+    <w:p>
+      <w:pPr>
+        <w:jc w:val="both"/>
+        <w:rPr>
+          <w:rFonts w:ascii="Arial" w:eastAsia="Arial" w:hAnsi="Arial" w:cs="Arial"/>
+          <w:color w:val="000000"/>
+        </w:rPr>
+      </w:pPr>
+    </w:p>
+    <w:p>
+      <w:pPr>
+        <w:jc w:val="both"/>
+        <w:rPr>
+          <w:rFonts w:ascii="Arial" w:eastAsia="Arial" w:hAnsi="Arial" w:cs="Arial"/>
+          <w:color w:val="000000"/>
+        </w:rPr>
+      </w:pPr>
+      <w:r>
+        <w:rPr>
+          <w:rFonts w:ascii="Arial" w:eastAsia="Arial" w:hAnsi="Arial" w:cs="Arial"/>
+          <w:color w:val="000000"/>
+        </w:rPr>
+        <w:t xml:space="preserve">Por su parte, el literal h), numeral 4, </w:t>
+      </w:r>
+      <w:r>
+        <w:rPr>
+          <w:rFonts w:ascii="Arial" w:eastAsia="Arial" w:hAnsi="Arial" w:cs="Arial"/>
+        </w:rPr>
+        <w:t>artículo</w:t>
+      </w:r>
+      <w:r>
+        <w:rPr>
+          <w:rFonts w:ascii="Arial" w:eastAsia="Arial" w:hAnsi="Arial" w:cs="Arial"/>
+          <w:color w:val="000000"/>
+        </w:rPr>
+        <w:t xml:space="preserve"> 2 de la Ley 1150 de 2007 y el Artículo 2.2.1.2.1.4.9. del Decreto 1082 de 2015, establecieron que la modalidad de selección </w:t>
+      </w:r>
+      <w:r>
+        <w:rPr>
+          <w:rFonts w:ascii="Arial" w:eastAsia="Arial" w:hAnsi="Arial" w:cs="Arial"/>
+          <w:color w:val="000000"/>
+        </w:rPr>
         <w:lastRenderedPageBreak/>
-        <w:t xml:space="preserve">La Ley 80 de 1993 en su artículo 32 numeral 3 define el contrato de prestación de servicios como aquellos que celebran las entidades estatales para desarrollar actividades relacionadas con la administración o funcionamiento de la entidad. Así, a través de esta tipología contractual, las Entidades Públicas podrán desarrollar actividades afines o inherentes al cumplimiento de los objetivos misionales de la misma, de manera que el particular que cuente con la idoneidad y experiencia pueda colaborar en la consecución de los fines del servicio público. </w:t>
-      </w:r>
-    </w:p>
-    <w:p>
-      <w:pPr>
-        <w:jc w:val="both"/>
-        <w:rPr>
-          <w:rFonts w:ascii="Arial" w:eastAsia="Arial" w:hAnsi="Arial" w:cs="Arial"/>
-          <w:color w:val="000000"/>
-        </w:rPr>
-      </w:pPr>
-    </w:p>
-    <w:p>
-      <w:pPr>
-        <w:jc w:val="both"/>
-        <w:rPr>
-          <w:rFonts w:ascii="Arial" w:eastAsia="Arial" w:hAnsi="Arial" w:cs="Arial"/>
-          <w:color w:val="000000"/>
-        </w:rPr>
-      </w:pPr>
-      <w:r>
-        <w:rPr>
-          <w:rFonts w:ascii="Arial" w:eastAsia="Arial" w:hAnsi="Arial" w:cs="Arial"/>
-          <w:color w:val="000000"/>
-        </w:rPr>
-        <w:t xml:space="preserve">Por su parte, el literal h), numeral 4, </w:t>
-      </w:r>
-      <w:r>
-        <w:rPr>
-          <w:rFonts w:ascii="Arial" w:eastAsia="Arial" w:hAnsi="Arial" w:cs="Arial"/>
-        </w:rPr>
-        <w:t>artículo</w:t>
-      </w:r>
-      <w:r>
-        <w:rPr>
-          <w:rFonts w:ascii="Arial" w:eastAsia="Arial" w:hAnsi="Arial" w:cs="Arial"/>
-          <w:color w:val="000000"/>
-        </w:rPr>
-        <w:t xml:space="preserve"> 2 de la Ley 1150 de 2007 y el Artículo 2.2.1.2.1.4.9. del Decreto 1082 de 2015, establecieron que la modalidad de selección para la contratación de servicios profesionales o de apoyo a la gestión es la contratación directa, sin que sea necesario que haya obtenido previamente varias ofertas. </w:t>
+        <w:t xml:space="preserve">para la contratación de servicios profesionales o de apoyo a la gestión es la contratación directa, sin que sea necesario que haya obtenido previamente varias ofertas. </w:t>
       </w:r>
     </w:p>
     <w:p>
@@ -11989,7 +11991,64 @@
           <w:sz w:val="20"/>
           <w:szCs w:val="20"/>
         </w:rPr>
-        <w:t xml:space="preserve">La Ley 80 de 1993 establece en forma general, que el objeto del contrato de prestación de servicios consiste en el desarrollo de actividades relacionadas con la administración o funcionamiento de la entidad, contexto en el cual se pueden incluir actividades técnicas y no técnicas, profesionales o no, pues lo que determina esta clase de contratos es que las obligaciones se relacionen con la administración y/o </w:t>
+        <w:t>La Ley 80 de 1993 establece en forma general, que el objeto del contrato de prestación de servicios consiste en el desarrollo de actividades relacionadas con la administración o funcionamiento de la entidad, contexto en el cual se pueden incluir actividades técnicas y no técnicas, profesionales o no, pues lo que determina esta clase de contratos es que las obligaciones se relacionen con la administración y/o funcionamiento de la entidad. Adicionalmente, es requisito legal para celebrar estos contratos, con personas naturales que la entidad no cuente con personal de planta para ejecutar la tarea o que se requieran conocimientos especializados</w:t>
+      </w:r>
+      <w:r>
+        <w:rPr>
+          <w:rFonts w:ascii="Arial" w:eastAsia="Arial" w:hAnsi="Arial" w:cs="Arial"/>
+          <w:color w:val="000000"/>
+        </w:rPr>
+        <w:t>”.</w:t>
+      </w:r>
+    </w:p>
+    <w:p>
+      <w:pPr>
+        <w:jc w:val="both"/>
+        <w:rPr>
+          <w:rFonts w:ascii="Arial" w:eastAsia="Arial" w:hAnsi="Arial" w:cs="Arial"/>
+          <w:color w:val="000000"/>
+        </w:rPr>
+      </w:pPr>
+    </w:p>
+    <w:p>
+      <w:pPr>
+        <w:jc w:val="both"/>
+        <w:rPr>
+          <w:rFonts w:ascii="Arial" w:eastAsia="Arial" w:hAnsi="Arial" w:cs="Arial"/>
+          <w:color w:val="000000"/>
+        </w:rPr>
+      </w:pPr>
+      <w:r>
+        <w:rPr>
+          <w:rFonts w:ascii="Arial" w:eastAsia="Arial" w:hAnsi="Arial" w:cs="Arial"/>
+          <w:color w:val="000000"/>
+        </w:rPr>
+        <w:t>Así mismo, dicha corporación, mediante sentencia de fecha diciembre 2 de 2013, radicado 11001-03-26-000-2011-00039-00 (41719) se pronuncia frente a los contratos de prestación de servicios profesionales, en los siguientes términos:</w:t>
+      </w:r>
+    </w:p>
+    <w:p>
+      <w:pPr>
+        <w:jc w:val="both"/>
+        <w:rPr>
+          <w:rFonts w:ascii="Arial" w:eastAsia="Arial" w:hAnsi="Arial" w:cs="Arial"/>
+          <w:color w:val="000000"/>
+        </w:rPr>
+      </w:pPr>
+    </w:p>
+    <w:p>
+      <w:pPr>
+        <w:jc w:val="both"/>
+        <w:rPr>
+          <w:rFonts w:ascii="Arial" w:eastAsia="Arial" w:hAnsi="Arial" w:cs="Arial"/>
+          <w:color w:val="000000"/>
+        </w:rPr>
+      </w:pPr>
+      <w:r>
+        <w:rPr>
+          <w:rFonts w:ascii="Arial" w:eastAsia="Arial" w:hAnsi="Arial" w:cs="Arial"/>
+          <w:color w:val="000000"/>
+        </w:rPr>
+        <w:t xml:space="preserve">“(…) </w:t>
       </w:r>
       <w:r>
         <w:rPr>
@@ -11998,65 +12057,7 @@
           <w:sz w:val="20"/>
           <w:szCs w:val="20"/>
         </w:rPr>
-        <w:lastRenderedPageBreak/>
-        <w:t>funcionamiento de la entidad. Adicionalmente, es requisito legal para celebrar estos contratos, con personas naturales que la entidad no cuente con personal de planta para ejecutar la tarea o que se requieran conocimientos especializados</w:t>
-      </w:r>
-      <w:r>
-        <w:rPr>
-          <w:rFonts w:ascii="Arial" w:eastAsia="Arial" w:hAnsi="Arial" w:cs="Arial"/>
-          <w:color w:val="000000"/>
-        </w:rPr>
-        <w:t>”.</w:t>
-      </w:r>
-    </w:p>
-    <w:p>
-      <w:pPr>
-        <w:jc w:val="both"/>
-        <w:rPr>
-          <w:rFonts w:ascii="Arial" w:eastAsia="Arial" w:hAnsi="Arial" w:cs="Arial"/>
-          <w:color w:val="000000"/>
-        </w:rPr>
-      </w:pPr>
-    </w:p>
-    <w:p>
-      <w:pPr>
-        <w:jc w:val="both"/>
-        <w:rPr>
-          <w:rFonts w:ascii="Arial" w:eastAsia="Arial" w:hAnsi="Arial" w:cs="Arial"/>
-          <w:color w:val="000000"/>
-        </w:rPr>
-      </w:pPr>
-      <w:r>
-        <w:rPr>
-          <w:rFonts w:ascii="Arial" w:eastAsia="Arial" w:hAnsi="Arial" w:cs="Arial"/>
-          <w:color w:val="000000"/>
-        </w:rPr>
-        <w:t>Así mismo, dicha corporación, mediante sentencia de fecha diciembre 2 de 2013, radicado 11001-03-26-000-2011-00039-00 (41719) se pronuncia frente a los contratos de prestación de servicios profesionales, en los siguientes términos:</w:t>
-      </w:r>
-    </w:p>
-    <w:p>
-      <w:pPr>
-        <w:jc w:val="both"/>
-        <w:rPr>
-          <w:rFonts w:ascii="Arial" w:eastAsia="Arial" w:hAnsi="Arial" w:cs="Arial"/>
-          <w:color w:val="000000"/>
-        </w:rPr>
-      </w:pPr>
-    </w:p>
-    <w:p>
-      <w:pPr>
-        <w:jc w:val="both"/>
-        <w:rPr>
-          <w:rFonts w:ascii="Arial" w:eastAsia="Arial" w:hAnsi="Arial" w:cs="Arial"/>
-          <w:color w:val="000000"/>
-        </w:rPr>
-      </w:pPr>
-      <w:r>
-        <w:rPr>
-          <w:rFonts w:ascii="Arial" w:eastAsia="Arial" w:hAnsi="Arial" w:cs="Arial"/>
-          <w:color w:val="000000"/>
-        </w:rPr>
-        <w:t xml:space="preserve">“(…) </w:t>
+        <w:t xml:space="preserve">En realidad se trata de contratos a través de los cuales, de una u otra manera, se fortalece la gestión administrativa y el funcionamiento de las entidades públicas, dando el soporte o el </w:t>
       </w:r>
       <w:r>
         <w:rPr>
@@ -12065,7 +12066,8 @@
           <w:sz w:val="20"/>
           <w:szCs w:val="20"/>
         </w:rPr>
-        <w:t>En realidad se trata de contratos a través de los cuales, de una u otra manera, se fortalece la gestión administrativa y el funcionamiento de las entidades públicas, dando el soporte o el acompañamiento necesario y requerido para el cumplimiento de sus propósitos y finalidades cuando estas por sí solas, y a través de sus medios y mecanismos ordinarios, no los pueden satisfacer; o la complejidad de las actividades administrativas o del funcionamiento de la entidad pública son de características tan especiales, o de una complejidad tal, que reclaman conocimientos especializados que no se pueden obtener por los medios y mecanismos normales que la ley le concede a las entidades estatales</w:t>
+        <w:lastRenderedPageBreak/>
+        <w:t>acompañamiento necesario y requerido para el cumplimiento de sus propósitos y finalidades cuando estas por sí solas, y a través de sus medios y mecanismos ordinarios, no los pueden satisfacer; o la complejidad de las actividades administrativas o del funcionamiento de la entidad pública son de características tan especiales, o de una complejidad tal, que reclaman conocimientos especializados que no se pueden obtener por los medios y mecanismos normales que la ley le concede a las entidades estatales</w:t>
       </w:r>
       <w:r>
         <w:rPr>
@@ -12273,7 +12275,6 @@
         </w:numPr>
       </w:pPr>
       <w:r>
-        <w:lastRenderedPageBreak/>
         <w:t>PERSONAL MÍNIMO REQUERIDO</w:t>
       </w:r>
     </w:p>
@@ -12356,6 +12357,7 @@
         </w:numPr>
       </w:pPr>
       <w:r>
+        <w:lastRenderedPageBreak/>
         <w:t xml:space="preserve">CAPACIDAD JURÍDICA </w:t>
       </w:r>
     </w:p>
@@ -12546,7 +12548,6 @@
           <w:b w:val="0"/>
           <w:bCs w:val="0"/>
         </w:rPr>
-        <w:lastRenderedPageBreak/>
         <w:t>REQUISITOS TÉCNICOS MÍNIMOS</w:t>
       </w:r>
     </w:p>
@@ -12629,6 +12630,7 @@
           <w:b w:val="0"/>
           <w:bCs w:val="0"/>
         </w:rPr>
+        <w:lastRenderedPageBreak/>
         <w:t>SOPORTE QUE PERMITE LA TIPIFICACIÓN, ESTIMACIÓN Y ASIGNACIÓN DE LOS RIESGOS PREVISIBLES QUE PUEDAN AFECTAR EL EQUILIBRIO ECONÓMICO DEL CONTRATO</w:t>
       </w:r>
     </w:p>
@@ -13969,7 +13971,6 @@
           <w:b w:val="0"/>
           <w:bCs w:val="0"/>
         </w:rPr>
-        <w:lastRenderedPageBreak/>
         <w:t xml:space="preserve">MADURACIÓN DEL PROYECTO </w:t>
       </w:r>
     </w:p>
@@ -14031,7 +14032,14 @@
         <w:rPr>
           <w:rFonts w:ascii="Arial" w:eastAsia="Arial" w:hAnsi="Arial" w:cs="Arial"/>
         </w:rPr>
-        <w:t>El contrato a celebrar estará bajo la vigilancia y control en la ejecución, la cual será ejercida por el servidor público que para tal fin designe el Director del Departamento Administrativo de Gestión Jurídica Pública, las funciones del servidor público que ejercerá la vigilancia y control del contrato están determinadas en la Ley 1474 de 2011 y en el Manual de Contratación de Santiago de Cali, Anexo 3 Vigilancia Contractual.</w:t>
+        <w:t xml:space="preserve">El contrato a celebrar estará bajo la vigilancia y control en la ejecución, la cual será ejercida por el servidor público que para tal fin designe el Director del Departamento </w:t>
+      </w:r>
+      <w:r>
+        <w:rPr>
+          <w:rFonts w:ascii="Arial" w:eastAsia="Arial" w:hAnsi="Arial" w:cs="Arial"/>
+        </w:rPr>
+        <w:lastRenderedPageBreak/>
+        <w:t>Administrativo de Gestión Jurídica Pública, las funciones del servidor público que ejercerá la vigilancia y control del contrato están determinadas en la Ley 1474 de 2011 y en el Manual de Contratación de Santiago de Cali, Anexo 3 Vigilancia Contractual.</w:t>
       </w:r>
     </w:p>
     <w:p>
@@ -14386,16 +14394,7 @@
           <w:i/>
           <w:iCs/>
         </w:rPr>
-        <w:t xml:space="preserve">“Todos los contratos realizados mediante la modalidad de contratación directa estipuladas en la ley 1150 de 2007 no les aplican las obligaciones de los acuerdos </w:t>
-      </w:r>
-      <w:r>
-        <w:rPr>
-          <w:rFonts w:ascii="Arial" w:eastAsia="Arial" w:hAnsi="Arial" w:cs="Arial"/>
-          <w:i/>
-          <w:iCs/>
-        </w:rPr>
-        <w:lastRenderedPageBreak/>
-        <w:t>internaciones y por lo tanto no se requiere establecer si están o no cubiertos por dichos acuerdos.”</w:t>
+        <w:t>“Todos los contratos realizados mediante la modalidad de contratación directa estipuladas en la ley 1150 de 2007 no les aplican las obligaciones de los acuerdos internaciones y por lo tanto no se requiere establecer si están o no cubiertos por dichos acuerdos.”</w:t>
       </w:r>
     </w:p>
     <w:p>
@@ -14447,6 +14446,7 @@
         <w:rPr>
           <w:rFonts w:ascii="Arial" w:eastAsia="Arial" w:hAnsi="Arial" w:cs="Arial"/>
         </w:rPr>
+        <w:lastRenderedPageBreak/>
         <w:t>El presente documento se entiende fechado y firmado una vez sea aprobado a través del Sistema Electrónico para la Contratación Pública – SECOP II.</w:t>
       </w:r>
     </w:p>
@@ -14734,8 +14734,6 @@
         </w:rPr>
         <w:t>${NOMBRE_PROYECTO} – ${CARGO_PROYECTO}</w:t>
       </w:r>
-      <w:bookmarkStart w:id="4" w:name="_GoBack"/>
-      <w:bookmarkEnd w:id="4"/>
     </w:p>
     <w:p>
       <w:pPr>
@@ -14784,6 +14782,8 @@
           <w:vertAlign w:val="superscript"/>
         </w:rPr>
       </w:pPr>
+      <w:bookmarkStart w:id="5" w:name="_GoBack"/>
+      <w:bookmarkEnd w:id="5"/>
     </w:p>
     <w:sectPr>
       <w:headerReference w:type="default" r:id="rId15"/>
@@ -15672,8 +15672,8 @@
               <w:color w:val="000000"/>
             </w:rPr>
           </w:pPr>
-          <w:bookmarkStart w:id="5" w:name="_heading=h.k3vo2kbo6cc2" w:colFirst="0" w:colLast="0"/>
-          <w:bookmarkEnd w:id="5"/>
+          <w:bookmarkStart w:id="4" w:name="_heading=h.k3vo2kbo6cc2" w:colFirst="0" w:colLast="0"/>
+          <w:bookmarkEnd w:id="4"/>
           <w:r>
             <w:rPr>
               <w:rFonts w:ascii="Arial" w:eastAsia="Arial" w:hAnsi="Arial" w:cs="Arial"/>
@@ -20766,7 +20766,7 @@
   <a:extraClrSchemeLst/>
   <a:extLst>
     <a:ext uri="{05A4C25C-085E-4340-85A3-A5531E510DB2}">
-      <thm15:themeFamily xmlns="" xmlns:thm15="http://schemas.microsoft.com/office/thememl/2012/main" name="Office Theme" id="{62F939B6-93AF-4DB8-9C6B-D6C7DFDC589F}" vid="{4A3C46E8-61CC-4603-A589-7422A47A8E4A}"/>
+      <thm15:themeFamily xmlns:thm15="http://schemas.microsoft.com/office/thememl/2012/main" xmlns="" name="Office Theme" id="{62F939B6-93AF-4DB8-9C6B-D6C7DFDC589F}" vid="{4A3C46E8-61CC-4603-A589-7422A47A8E4A}"/>
     </a:ext>
   </a:extLst>
 </a:theme>
@@ -20792,7 +20792,7 @@
 </file>
 
 <file path=customXml/itemProps2.xml><?xml version="1.0" encoding="utf-8"?>
-<ds:datastoreItem xmlns:ds="http://schemas.openxmlformats.org/officeDocument/2006/customXml" ds:itemID="{7A7654DB-C65C-483B-BA01-9E26CBAC6B81}">
+<ds:datastoreItem xmlns:ds="http://schemas.openxmlformats.org/officeDocument/2006/customXml" ds:itemID="{F694B560-F1D3-4446-8F3A-56E26C7EBF41}">
   <ds:schemaRefs>
     <ds:schemaRef ds:uri="http://schemas.openxmlformats.org/officeDocument/2006/bibliography"/>
   </ds:schemaRefs>
